--- a/tillsyn/A 62551-2022 tillsynsbegäran.docx
+++ b/tillsyn/A 62551-2022 tillsynsbegäran.docx
@@ -536,7 +536,7 @@
     <w:r>
       <w:tab/>
       <w:tab/>
-      <w:t>2026-09-14</w:t>
+      <w:t>2026-09-15</w:t>
       <w:br/>
       <w:br/>
     </w:r>

--- a/tillsyn/A 62551-2022 tillsynsbegäran.docx
+++ b/tillsyn/A 62551-2022 tillsynsbegäran.docx
@@ -536,7 +536,7 @@
     <w:r>
       <w:tab/>
       <w:tab/>
-      <w:t>2026-09-15</w:t>
+      <w:t>2026-09-16</w:t>
       <w:br/>
       <w:br/>
     </w:r>

--- a/tillsyn/A 62551-2022 tillsynsbegäran.docx
+++ b/tillsyn/A 62551-2022 tillsynsbegäran.docx
@@ -536,7 +536,7 @@
     <w:r>
       <w:tab/>
       <w:tab/>
-      <w:t>2026-09-16</w:t>
+      <w:t>2026-09-17</w:t>
       <w:br/>
       <w:br/>
     </w:r>

--- a/tillsyn/A 62551-2022 tillsynsbegäran.docx
+++ b/tillsyn/A 62551-2022 tillsynsbegäran.docx
@@ -536,7 +536,7 @@
     <w:r>
       <w:tab/>
       <w:tab/>
-      <w:t>2026-09-17</w:t>
+      <w:t>2026-09-18</w:t>
       <w:br/>
       <w:br/>
     </w:r>

--- a/tillsyn/A 62551-2022 tillsynsbegäran.docx
+++ b/tillsyn/A 62551-2022 tillsynsbegäran.docx
@@ -536,7 +536,7 @@
     <w:r>
       <w:tab/>
       <w:tab/>
-      <w:t>2026-09-18</w:t>
+      <w:t>2026-09-19</w:t>
       <w:br/>
       <w:br/>
     </w:r>

--- a/tillsyn/A 62551-2022 tillsynsbegäran.docx
+++ b/tillsyn/A 62551-2022 tillsynsbegäran.docx
@@ -536,7 +536,7 @@
     <w:r>
       <w:tab/>
       <w:tab/>
-      <w:t>2026-09-19</w:t>
+      <w:t>2026-09-21</w:t>
       <w:br/>
       <w:br/>
     </w:r>

--- a/tillsyn/A 62551-2022 tillsynsbegäran.docx
+++ b/tillsyn/A 62551-2022 tillsynsbegäran.docx
@@ -536,7 +536,7 @@
     <w:r>
       <w:tab/>
       <w:tab/>
-      <w:t>2026-09-21</w:t>
+      <w:t>2026-09-23</w:t>
       <w:br/>
       <w:br/>
     </w:r>

--- a/tillsyn/A 62551-2022 tillsynsbegäran.docx
+++ b/tillsyn/A 62551-2022 tillsynsbegäran.docx
@@ -536,7 +536,7 @@
     <w:r>
       <w:tab/>
       <w:tab/>
-      <w:t>2026-09-23</w:t>
+      <w:t>2026-09-24</w:t>
       <w:br/>
       <w:br/>
     </w:r>

--- a/tillsyn/A 62551-2022 tillsynsbegäran.docx
+++ b/tillsyn/A 62551-2022 tillsynsbegäran.docx
@@ -536,7 +536,7 @@
     <w:r>
       <w:tab/>
       <w:tab/>
-      <w:t>2026-09-24</w:t>
+      <w:t>2026-09-25</w:t>
       <w:br/>
       <w:br/>
     </w:r>

--- a/tillsyn/A 62551-2022 tillsynsbegäran.docx
+++ b/tillsyn/A 62551-2022 tillsynsbegäran.docx
@@ -536,7 +536,7 @@
     <w:r>
       <w:tab/>
       <w:tab/>
-      <w:t>2026-09-25</w:t>
+      <w:t>2026-09-26</w:t>
       <w:br/>
       <w:br/>
     </w:r>

--- a/tillsyn/A 62551-2022 tillsynsbegäran.docx
+++ b/tillsyn/A 62551-2022 tillsynsbegäran.docx
@@ -536,7 +536,7 @@
     <w:r>
       <w:tab/>
       <w:tab/>
-      <w:t>2026-09-26</w:t>
+      <w:t>2026-09-27</w:t>
       <w:br/>
       <w:br/>
     </w:r>

--- a/tillsyn/A 62551-2022 tillsynsbegäran.docx
+++ b/tillsyn/A 62551-2022 tillsynsbegäran.docx
@@ -536,7 +536,7 @@
     <w:r>
       <w:tab/>
       <w:tab/>
-      <w:t>2026-09-27</w:t>
+      <w:t>2026-09-28</w:t>
       <w:br/>
       <w:br/>
     </w:r>

--- a/tillsyn/A 62551-2022 tillsynsbegäran.docx
+++ b/tillsyn/A 62551-2022 tillsynsbegäran.docx
@@ -536,7 +536,7 @@
     <w:r>
       <w:tab/>
       <w:tab/>
-      <w:t>2026-09-28</w:t>
+      <w:t>2026-09-29</w:t>
       <w:br/>
       <w:br/>
     </w:r>

--- a/tillsyn/A 62551-2022 tillsynsbegäran.docx
+++ b/tillsyn/A 62551-2022 tillsynsbegäran.docx
@@ -536,7 +536,7 @@
     <w:r>
       <w:tab/>
       <w:tab/>
-      <w:t>2026-09-29</w:t>
+      <w:t>2026-09-30</w:t>
       <w:br/>
       <w:br/>
     </w:r>

--- a/tillsyn/A 62551-2022 tillsynsbegäran.docx
+++ b/tillsyn/A 62551-2022 tillsynsbegäran.docx
@@ -536,7 +536,7 @@
     <w:r>
       <w:tab/>
       <w:tab/>
-      <w:t>2026-09-30</w:t>
+      <w:t>2026-10-01</w:t>
       <w:br/>
       <w:br/>
     </w:r>

--- a/tillsyn/A 62551-2022 tillsynsbegäran.docx
+++ b/tillsyn/A 62551-2022 tillsynsbegäran.docx
@@ -536,7 +536,7 @@
     <w:r>
       <w:tab/>
       <w:tab/>
-      <w:t>2026-10-01</w:t>
+      <w:t>2026-10-02</w:t>
       <w:br/>
       <w:br/>
     </w:r>

--- a/tillsyn/A 62551-2022 tillsynsbegäran.docx
+++ b/tillsyn/A 62551-2022 tillsynsbegäran.docx
@@ -536,7 +536,7 @@
     <w:r>
       <w:tab/>
       <w:tab/>
-      <w:t>2026-10-02</w:t>
+      <w:t>2026-10-03</w:t>
       <w:br/>
       <w:br/>
     </w:r>

--- a/tillsyn/A 62551-2022 tillsynsbegäran.docx
+++ b/tillsyn/A 62551-2022 tillsynsbegäran.docx
@@ -536,7 +536,7 @@
     <w:r>
       <w:tab/>
       <w:tab/>
-      <w:t>2026-10-03</w:t>
+      <w:t>2026-10-04</w:t>
       <w:br/>
       <w:br/>
     </w:r>

--- a/tillsyn/A 62551-2022 tillsynsbegäran.docx
+++ b/tillsyn/A 62551-2022 tillsynsbegäran.docx
@@ -536,7 +536,7 @@
     <w:r>
       <w:tab/>
       <w:tab/>
-      <w:t>2026-10-04</w:t>
+      <w:t>2026-10-05</w:t>
       <w:br/>
       <w:br/>
     </w:r>

--- a/tillsyn/A 62551-2022 tillsynsbegäran.docx
+++ b/tillsyn/A 62551-2022 tillsynsbegäran.docx
@@ -536,7 +536,7 @@
     <w:r>
       <w:tab/>
       <w:tab/>
-      <w:t>2026-10-05</w:t>
+      <w:t>2026-10-06</w:t>
       <w:br/>
       <w:br/>
     </w:r>

--- a/tillsyn/A 62551-2022 tillsynsbegäran.docx
+++ b/tillsyn/A 62551-2022 tillsynsbegäran.docx
@@ -536,7 +536,7 @@
     <w:r>
       <w:tab/>
       <w:tab/>
-      <w:t>2026-10-06</w:t>
+      <w:t>2026-10-07</w:t>
       <w:br/>
       <w:br/>
     </w:r>

--- a/tillsyn/A 62551-2022 tillsynsbegäran.docx
+++ b/tillsyn/A 62551-2022 tillsynsbegäran.docx
@@ -536,7 +536,7 @@
     <w:r>
       <w:tab/>
       <w:tab/>
-      <w:t>2026-10-07</w:t>
+      <w:t>2026-10-08</w:t>
       <w:br/>
       <w:br/>
     </w:r>

--- a/tillsyn/A 62551-2022 tillsynsbegäran.docx
+++ b/tillsyn/A 62551-2022 tillsynsbegäran.docx
@@ -536,7 +536,7 @@
     <w:r>
       <w:tab/>
       <w:tab/>
-      <w:t>2026-10-08</w:t>
+      <w:t>2026-10-09</w:t>
       <w:br/>
       <w:br/>
     </w:r>

--- a/tillsyn/A 62551-2022 tillsynsbegäran.docx
+++ b/tillsyn/A 62551-2022 tillsynsbegäran.docx
@@ -536,7 +536,7 @@
     <w:r>
       <w:tab/>
       <w:tab/>
-      <w:t>2026-10-09</w:t>
+      <w:t>2026-10-10</w:t>
       <w:br/>
       <w:br/>
     </w:r>

--- a/tillsyn/A 62551-2022 tillsynsbegäran.docx
+++ b/tillsyn/A 62551-2022 tillsynsbegäran.docx
@@ -536,7 +536,7 @@
     <w:r>
       <w:tab/>
       <w:tab/>
-      <w:t>2026-10-10</w:t>
+      <w:t>2026-10-11</w:t>
       <w:br/>
       <w:br/>
     </w:r>

--- a/tillsyn/A 62551-2022 tillsynsbegäran.docx
+++ b/tillsyn/A 62551-2022 tillsynsbegäran.docx
@@ -536,7 +536,7 @@
     <w:r>
       <w:tab/>
       <w:tab/>
-      <w:t>2026-10-11</w:t>
+      <w:t>2026-10-12</w:t>
       <w:br/>
       <w:br/>
     </w:r>

--- a/tillsyn/A 62551-2022 tillsynsbegäran.docx
+++ b/tillsyn/A 62551-2022 tillsynsbegäran.docx
@@ -536,7 +536,7 @@
     <w:r>
       <w:tab/>
       <w:tab/>
-      <w:t>2026-10-12</w:t>
+      <w:t>2026-10-13</w:t>
       <w:br/>
       <w:br/>
     </w:r>

--- a/tillsyn/A 62551-2022 tillsynsbegäran.docx
+++ b/tillsyn/A 62551-2022 tillsynsbegäran.docx
@@ -536,7 +536,7 @@
     <w:r>
       <w:tab/>
       <w:tab/>
-      <w:t>2026-10-13</w:t>
+      <w:t>2026-10-14</w:t>
       <w:br/>
       <w:br/>
     </w:r>

--- a/tillsyn/A 62551-2022 tillsynsbegäran.docx
+++ b/tillsyn/A 62551-2022 tillsynsbegäran.docx
@@ -536,7 +536,7 @@
     <w:r>
       <w:tab/>
       <w:tab/>
-      <w:t>2026-10-14</w:t>
+      <w:t>2026-10-15</w:t>
       <w:br/>
       <w:br/>
     </w:r>

--- a/tillsyn/A 62551-2022 tillsynsbegäran.docx
+++ b/tillsyn/A 62551-2022 tillsynsbegäran.docx
@@ -22,7 +22,7 @@
       <w:r>
         <w:drawing>
           <wp:inline xmlns:a="http://schemas.openxmlformats.org/drawingml/2006/main" xmlns:pic="http://schemas.openxmlformats.org/drawingml/2006/picture">
-            <wp:extent cx="5486400" cy="4485930"/>
+            <wp:extent cx="5486400" cy="4449672"/>
             <wp:docPr id="1" name="Picture 1"/>
             <wp:cNvGraphicFramePr>
               <a:graphicFrameLocks noChangeAspect="1"/>
@@ -43,7 +43,7 @@
                   <pic:spPr>
                     <a:xfrm>
                       <a:off x="0" y="0"/>
-                      <a:ext cx="5486400" cy="4485930"/>
+                      <a:ext cx="5486400" cy="4449672"/>
                     </a:xfrm>
                     <a:prstGeom prst="rect"/>
                   </pic:spPr>
@@ -65,7 +65,7 @@
     </w:p>
     <w:p>
       <w:r>
-        <w:t>I och inom 24 meter från avverkningsanmälan finns fynd av 21 naturvårdsarter, varav 13 är rödlistade, 4 är fridlysta, 4 är typiska (T) och 7 är signalarter (S): granrotspindling (VU), svartfläckig blåvinge (VU, §4a), svartgrön spindling (VU), tvillingspindling (VU), backtimjan (NT), blå slemspindling (NT, T), dårgräsfjäril (NT, §4a), kryddspindling (NT, T), odörspindling (NT), slåtterfibbla (NT, T), solvända (NT), svinrot (NT), äggspindling (NT), anisspindling (S), blomkålssvamp (S), blåmossa (S, T), diskvaxskivling (S), fransig jordstjärna (S), purpurknipprot (S, §8), rödgul trumpetsvamp (S) och alvarstånds (§7). Se Figur 1.</w:t>
+        <w:t>I och inom 24 meter från avverkningsanmälan finns fynd av 25 naturvårdsarter, varav 17 är rödlistade, 4 är fridlysta, 4 är typiska (T) och 7 är signalarter (S): sienamusseron (EN), fågelträcksspindling (VU), granrotspindling (VU), gulsträngad fagerspindling (VU), mörkfjällig olivspindling (VU), svartfläckig blåvinge (VU, §4a), svartgrön spindling (VU), tvillingspindling (VU), backtimjan (NT), blå slemspindling (NT, T), dårgräsfjäril (NT, §4a), kryddspindling (NT, T), odörspindling (NT), slåtterfibbla (NT, T), solvända (NT), svinrot (NT), äggspindling (NT), anisspindling (S), blomkålssvamp (S), blåmossa (S, T), diskvaxskivling (S), fransig jordstjärna (S), purpurknipprot (S, §8), rödgul trumpetsvamp (S) och alvarstånds (§7). Se Figur 1.</w:t>
       </w:r>
     </w:p>
     <w:p>
@@ -104,6 +104,28 @@
         <w:rPr>
           <w:b/>
         </w:rPr>
+        <w:t>Sienamusseron (EN)</w:t>
+      </w:r>
+      <w:r>
+        <w:t xml:space="preserve"> är en mycket sällsynt och starkt hotad art som bildar mykorrhiza med tall i kalkbarrskog, ofta på något sandiga jordar. Det största enskilda hotet mot arten är slutavverkning av de skogsbestånd där den växer. Sienamusseronen omfattas av ett åtgärdsprogram för hotade arter (ÅGP) och är placerad högst upp i Skogsstyrelsens värdepyramid för bedömning av skog med höga naturvärden. Samtliga förekomster kan tolkas som relikter och varje lokal har mycket högt skyddsvärde (SLU Artdatabanken, 2024; Nitare &amp; Skogsstyrelsen, 2019; Johansson &amp; Bohus-Jensen, 2011).</w:t>
+      </w:r>
+    </w:p>
+    <w:p>
+      <w:r>
+        <w:rPr>
+          <w:b/>
+        </w:rPr>
+        <w:t xml:space="preserve">Fågelträcksspindling (VU) </w:t>
+      </w:r>
+      <w:r>
+        <w:t>bildar mykorrhiza med tall och/eller gran i luckig och ljusöppen talldominerad kalkbarrskog. Huvudsakliga andelen av landets population finns på Gotland och i Uppland. Den totala populationen i landet bedöms ha minskat och förväntas fortsätta minska på grund av slutavverkning av äldre kalkbarrskog och kontinuitetsskog. Minskningstakten uppgår till 30 (15–50) % inom 50 år och överstiger gränsvärdet för Sårbar (VU) (SLU Artdatabanken, 2026).</w:t>
+      </w:r>
+    </w:p>
+    <w:p>
+      <w:r>
+        <w:rPr>
+          <w:b/>
+        </w:rPr>
         <w:t xml:space="preserve">Granrotspindling (VU) </w:t>
       </w:r>
       <w:r>
@@ -117,6 +139,28 @@
       </w:r>
       <w:r>
         <w:t>Minskningstakten uppgår till 30 % inom 50 år och överstiger gränsvärdet för Sårbar (VU) enligt A-kriteriet. (A2c+3c+4c). Arten missgynnas av avverkning och markberedning. Generellt bör lokaler som är särskilt rika på förekomster av sällsynta svampar säkerställas och lämnas för fri utveckling (SLU Artdatabanken, 2024).</w:t>
+      </w:r>
+    </w:p>
+    <w:p>
+      <w:r>
+        <w:rPr>
+          <w:b/>
+        </w:rPr>
+        <w:t>Gulsträngad fagerspindling (VU)</w:t>
+      </w:r>
+      <w:r>
+        <w:t>, som bildar mykorrhiza med tall och gran i luckig kalkbarrskog, har sin huvudsakliga utbredning på Gotland samt enstaka fynd på norra Öland. Arten är placerad högst upp i Skogsstyrelsens värdepyramid för bedömning av skog med höga naturvärden och hotas av slutavverkningar av äldre kontinuitetsbarrskog. Lokaler med arten måste skyddas från avverkning och kalkbrytning. Gulsträngad fagerspindling är globalt rödlistad som sårbar (VU) vilket innebär att Sverige har ett internationellt ansvar för arten (SLU Artdatabanken, 2024; Nitare &amp; Skogsstyrelsen, 2019; IUCN, 2019).</w:t>
+      </w:r>
+    </w:p>
+    <w:p>
+      <w:r>
+        <w:rPr>
+          <w:b/>
+        </w:rPr>
+        <w:t>Mörkfjällig olivspindling (VU)</w:t>
+      </w:r>
+      <w:r>
+        <w:t xml:space="preserve"> är en mycket kräsen art som bara förekommer i vissa betespräglade kalktallskogar med långvarig tallkontinuitet samt i exklusiva ädellövskogar på kalk. Arten får betraktas som en ”toppart” som indikerar starkt skyddsvärda skogsområden och den är placerad högst upp i Skogsstyrelsens värdepyramid för bedömning av skog med höga naturvärden. Minskningstakten har uppgått till 30 % under de senaste 50 åren och överstiger gränsvärdet för Sårbar (VU) (SLU Artdatabanken, 2024; Nitare &amp; Skogsstyrelsen, 2019).</w:t>
       </w:r>
     </w:p>
     <w:p>
@@ -536,7 +580,7 @@
     <w:r>
       <w:tab/>
       <w:tab/>
-      <w:t>2026-10-15</w:t>
+      <w:t>2026-10-16</w:t>
       <w:br/>
       <w:br/>
     </w:r>

--- a/tillsyn/A 62551-2022 tillsynsbegäran.docx
+++ b/tillsyn/A 62551-2022 tillsynsbegäran.docx
@@ -65,7 +65,7 @@
     </w:p>
     <w:p>
       <w:r>
-        <w:t>I och inom 24 meter från avverkningsanmälan finns fynd av 25 naturvårdsarter, varav 17 är rödlistade, 4 är fridlysta, 4 är typiska (T) och 7 är signalarter (S): sienamusseron (EN), fågelträcksspindling (VU), granrotspindling (VU), gulsträngad fagerspindling (VU), mörkfjällig olivspindling (VU), svartfläckig blåvinge (VU, §4a), svartgrön spindling (VU), tvillingspindling (VU), backtimjan (NT), blå slemspindling (NT, T), dårgräsfjäril (NT, §4a), kryddspindling (NT, T), odörspindling (NT), slåtterfibbla (NT, T), solvända (NT), svinrot (NT), äggspindling (NT), anisspindling (S), blomkålssvamp (S), blåmossa (S, T), diskvaxskivling (S), fransig jordstjärna (S), purpurknipprot (S, §8), rödgul trumpetsvamp (S) och alvarstånds (§7). Se Figur 1.</w:t>
+        <w:t>I och inom 24 meter från avverkningsanmälan finns fynd av 27 naturvårdsarter, varav 17 är rödlistade, 5 är fridlysta, 4 är typiska (T) och 9 är signalarter (S): sienamusseron (EN), fågelträcksspindling (VU), granrotspindling (VU), gulsträngad fagerspindling (VU), mörkfjällig olivspindling (VU), svartfläckig blåvinge (VU, §4a), svartgrön spindling (VU), tvillingspindling (VU), backtimjan (NT), blå slemspindling (NT, T), dårgräsfjäril (NT, §4a), kryddspindling (NT, T), odörspindling (NT), slåtterfibbla (NT, T), solvända (NT), svinrot (NT), äggspindling (NT), anisspindling (S), blomkålssvamp (S), blåmossa (S, T), diskvaxskivling (S), fransig jordstjärna (S), nästrot (S, §8), purpurknipprot (S, §8), rödgul trumpetsvamp (S), toppvaxing (S) och alvarstånds (§7). Se Figur 1.</w:t>
       </w:r>
     </w:p>
     <w:p>
@@ -580,7 +580,7 @@
     <w:r>
       <w:tab/>
       <w:tab/>
-      <w:t>2026-10-16</w:t>
+      <w:t>2026-10-17</w:t>
       <w:br/>
       <w:br/>
     </w:r>

--- a/tillsyn/A 62551-2022 tillsynsbegäran.docx
+++ b/tillsyn/A 62551-2022 tillsynsbegäran.docx
@@ -580,7 +580,7 @@
     <w:r>
       <w:tab/>
       <w:tab/>
-      <w:t>2026-10-17</w:t>
+      <w:t>2026-10-18</w:t>
       <w:br/>
       <w:br/>
     </w:r>

--- a/tillsyn/A 62551-2022 tillsynsbegäran.docx
+++ b/tillsyn/A 62551-2022 tillsynsbegäran.docx
@@ -580,7 +580,7 @@
     <w:r>
       <w:tab/>
       <w:tab/>
-      <w:t>2026-10-18</w:t>
+      <w:t>2026-10-19</w:t>
       <w:br/>
       <w:br/>
     </w:r>

--- a/tillsyn/A 62551-2022 tillsynsbegäran.docx
+++ b/tillsyn/A 62551-2022 tillsynsbegäran.docx
@@ -580,7 +580,7 @@
     <w:r>
       <w:tab/>
       <w:tab/>
-      <w:t>2026-10-19</w:t>
+      <w:t>2026-10-20</w:t>
       <w:br/>
       <w:br/>
     </w:r>

--- a/tillsyn/A 62551-2022 tillsynsbegäran.docx
+++ b/tillsyn/A 62551-2022 tillsynsbegäran.docx
@@ -580,7 +580,7 @@
     <w:r>
       <w:tab/>
       <w:tab/>
-      <w:t>2026-10-20</w:t>
+      <w:t>2026-10-21</w:t>
       <w:br/>
       <w:br/>
     </w:r>

--- a/tillsyn/A 62551-2022 tillsynsbegäran.docx
+++ b/tillsyn/A 62551-2022 tillsynsbegäran.docx
@@ -580,7 +580,7 @@
     <w:r>
       <w:tab/>
       <w:tab/>
-      <w:t>2026-10-21</w:t>
+      <w:t>2026-10-22</w:t>
       <w:br/>
       <w:br/>
     </w:r>

--- a/tillsyn/A 62551-2022 tillsynsbegäran.docx
+++ b/tillsyn/A 62551-2022 tillsynsbegäran.docx
@@ -580,7 +580,7 @@
     <w:r>
       <w:tab/>
       <w:tab/>
-      <w:t>2026-10-22</w:t>
+      <w:t>2026-10-23</w:t>
       <w:br/>
       <w:br/>
     </w:r>

--- a/tillsyn/A 62551-2022 tillsynsbegäran.docx
+++ b/tillsyn/A 62551-2022 tillsynsbegäran.docx
@@ -65,7 +65,7 @@
     </w:p>
     <w:p>
       <w:r>
-        <w:t>I och inom 24 meter från avverkningsanmälan finns fynd av 27 naturvårdsarter, varav 17 är rödlistade, 5 är fridlysta, 4 är typiska (T) och 9 är signalarter (S): sienamusseron (EN), fågelträcksspindling (VU), granrotspindling (VU), gulsträngad fagerspindling (VU), mörkfjällig olivspindling (VU), svartfläckig blåvinge (VU, §4a), svartgrön spindling (VU), tvillingspindling (VU), backtimjan (NT), blå slemspindling (NT, T), dårgräsfjäril (NT, §4a), kryddspindling (NT, T), odörspindling (NT), slåtterfibbla (NT, T), solvända (NT), svinrot (NT), äggspindling (NT), anisspindling (S), blomkålssvamp (S), blåmossa (S, T), diskvaxskivling (S), fransig jordstjärna (S), nästrot (S, §8), purpurknipprot (S, §8), rödgul trumpetsvamp (S), toppvaxing (S) och alvarstånds (§7). Se Figur 1.</w:t>
+        <w:t>I och inom 24 meter från avverkningsanmälan finns fynd av 29 naturvårdsarter, varav 19 är rödlistade, 5 är fridlysta, 4 är typiska (T) och 9 är signalarter (S): sienamusseron (EN), svartnande fingersvamp (EN), fågelträcksspindling (VU), granrotspindling (VU), gulsträngad fagerspindling (VU), mörkfjällig olivspindling (VU), svartfläckig blåvinge (VU, §4a), svartgrön spindling (VU), tvillingspindling (VU), vit taggsvamp (VU), backtimjan (NT), blå slemspindling (NT, T), dårgräsfjäril (NT, §4a), kryddspindling (NT, T), odörspindling (NT), slåtterfibbla (NT, T), solvända (NT), svinrot (NT), äggspindling (NT), anisspindling (S), blomkålssvamp (S), blåmossa (S, T), diskvaxskivling (S), fransig jordstjärna (S), nästrot (S, §8), purpurknipprot (S, §8), rödgul trumpetsvamp (S), toppvaxing (S) och alvarstånds (§7). Se Figur 1.</w:t>
       </w:r>
     </w:p>
     <w:p>
@@ -108,6 +108,26 @@
       </w:r>
       <w:r>
         <w:t xml:space="preserve"> är en mycket sällsynt och starkt hotad art som bildar mykorrhiza med tall i kalkbarrskog, ofta på något sandiga jordar. Det största enskilda hotet mot arten är slutavverkning av de skogsbestånd där den växer. Sienamusseronen omfattas av ett åtgärdsprogram för hotade arter (ÅGP) och är placerad högst upp i Skogsstyrelsens värdepyramid för bedömning av skog med höga naturvärden. Samtliga förekomster kan tolkas som relikter och varje lokal har mycket högt skyddsvärde (SLU Artdatabanken, 2024; Nitare &amp; Skogsstyrelsen, 2019; Johansson &amp; Bohus-Jensen, 2011).</w:t>
+      </w:r>
+    </w:p>
+    <w:p>
+      <w:r>
+        <w:rPr>
+          <w:b/>
+        </w:rPr>
+        <w:t xml:space="preserve">Svartnande fingersvamp (EN) </w:t>
+      </w:r>
+      <w:r>
+        <w:t>är en mycket sällsynt och starkt hotad art som bara är påträffad i mycket exklusiva miljöer. Den indikerar överallt starkt skyddsvärda områden, såväl skogsmiljöer som öppna kalktorrängar. Lövskogslokalerna utgör gamla strandskogar, lövängar och hagmarker som sedan lång tid tillbaka är igenvuxna och mer eller mindre naturskogsartade. Dessa områden kräver ingen hävd, utan all form av avverkning som leder till mer slutet fältskikt innebär ett hot. På samtliga kända växtplatser förekommer en stor koncentration av andra sällsynta och hotade arter. Svampen är i hela Europa starkt hotad och Sverige hyser sannolikt en stor andel av världspopulationen. Samtliga växtplatser bör skyddas. Svartnande fingersvamp</w:t>
+      </w:r>
+      <w:r>
+        <w:rPr>
+          <w:b/>
+        </w:rPr>
+        <w:t xml:space="preserve"> </w:t>
+      </w:r>
+      <w:r>
+        <w:t>är placerad högst upp i Skogsstyrelsens värdepyramid för bedömning av skog med höga naturvärden (SLU Artdatabanken, 2024; Nitare &amp; Skogsstyrelsen, 2019).</w:t>
       </w:r>
     </w:p>
     <w:p>
@@ -183,6 +203,17 @@
       </w:r>
       <w:r>
         <w:t xml:space="preserve"> bildar mykorrhiza med gran och växer enbart i örtrika grandominerade kalkbarrskogar med kontinuitet och hög bonitet, miljöer som idag är starkt hotade av slutavverkningar. Tvillingspindlingen liksom en lång rad av dess följearter knutna till kalk- och örtrika barrblandskogar med lång kontinuitet är beroende av områdesskydd eller naturvårdsavtal som förhindrar slutavverkningar av dess växtmiljöer (SLU Artdatabanken, 2024).</w:t>
+      </w:r>
+    </w:p>
+    <w:p>
+      <w:r>
+        <w:rPr>
+          <w:b/>
+        </w:rPr>
+        <w:t xml:space="preserve">Vit taggsvamp (VU) </w:t>
+      </w:r>
+      <w:r>
+        <w:t>bildar mykorrhiza med gran och tall i äldre ängsgranskog och hällmarksbarrskog på kalkrik mark. Kända aktuella lokaler finns endast på Gotland. Det främsta hotet mot arten är avverkning av dess värdträd gran och tall och kända lokaler bör undantas från avverkning för att säkra att dessa hålls intakta (SLU Artdatabanken, 2024).</w:t>
       </w:r>
     </w:p>
     <w:p>
@@ -580,7 +611,7 @@
     <w:r>
       <w:tab/>
       <w:tab/>
-      <w:t>2026-10-23</w:t>
+      <w:t>2026-10-24</w:t>
       <w:br/>
       <w:br/>
     </w:r>

--- a/tillsyn/A 62551-2022 tillsynsbegäran.docx
+++ b/tillsyn/A 62551-2022 tillsynsbegäran.docx
@@ -611,7 +611,7 @@
     <w:r>
       <w:tab/>
       <w:tab/>
-      <w:t>2026-10-24</w:t>
+      <w:t>2026-10-25</w:t>
       <w:br/>
       <w:br/>
     </w:r>

--- a/tillsyn/A 62551-2022 tillsynsbegäran.docx
+++ b/tillsyn/A 62551-2022 tillsynsbegäran.docx
@@ -611,7 +611,7 @@
     <w:r>
       <w:tab/>
       <w:tab/>
-      <w:t>2026-10-25</w:t>
+      <w:t>2026-10-26</w:t>
       <w:br/>
       <w:br/>
     </w:r>

--- a/tillsyn/A 62551-2022 tillsynsbegäran.docx
+++ b/tillsyn/A 62551-2022 tillsynsbegäran.docx
@@ -611,7 +611,7 @@
     <w:r>
       <w:tab/>
       <w:tab/>
-      <w:t>2026-10-26</w:t>
+      <w:t>2026-10-27</w:t>
       <w:br/>
       <w:br/>
     </w:r>

--- a/tillsyn/A 62551-2022 tillsynsbegäran.docx
+++ b/tillsyn/A 62551-2022 tillsynsbegäran.docx
@@ -611,7 +611,7 @@
     <w:r>
       <w:tab/>
       <w:tab/>
-      <w:t>2026-10-27</w:t>
+      <w:t>2026-10-28</w:t>
       <w:br/>
       <w:br/>
     </w:r>

--- a/tillsyn/A 62551-2022 tillsynsbegäran.docx
+++ b/tillsyn/A 62551-2022 tillsynsbegäran.docx
@@ -611,7 +611,7 @@
     <w:r>
       <w:tab/>
       <w:tab/>
-      <w:t>2026-10-28</w:t>
+      <w:t>2026-10-29</w:t>
       <w:br/>
       <w:br/>
     </w:r>

--- a/tillsyn/A 62551-2022 tillsynsbegäran.docx
+++ b/tillsyn/A 62551-2022 tillsynsbegäran.docx
@@ -611,7 +611,7 @@
     <w:r>
       <w:tab/>
       <w:tab/>
-      <w:t>2026-10-29</w:t>
+      <w:t>2026-10-31</w:t>
       <w:br/>
       <w:br/>
     </w:r>
